--- a/hin/docx/33.content.docx
+++ b/hin/docx/33.content.docx
@@ -136,13 +136,6 @@
         <w:rPr>
           <w:lang w:val="hi_IN" w:bidi="hi_IN"/>
         </w:rPr>
-      </w:r>
-      <w:r>
-        <w:rPr>
-          <w:i/>
-          <w:lang w:val="hi_IN" w:bidi="hi_IN"/>
-        </w:rPr>
-        <w:t>मीका 1:1, मीका 1:3, मीका 1:5, मीका 1:7, मीका 1:8, मीका 1:11, मीका 1:13, मीका 1:16, मीका 2:1, मीका 2:4–5, मीका 2:8, मीका 2:10, मीका 2:12, मीका 3:3, मीका 3:4, मीका 3:6, मीका 3:11, मीका 4:1, मीका 4:2, मीका 4:5, मीका 4:6, मीका 4:10, मीका 4:12, मीका 4:13, मीका 5:1, मीका 5:3, मीका 5:4, मीका 5:7, मीका 5:9, मीका 5:15, मीका 6:2, मीका 6:3, मीका 6:8, मीका 6:12, मीका 6:13, मीका 6:16, मीका 7:2, मीका 7:4, मीका 7:6, मीका 7:8, मीका 7:9, मीका 7:10, मीका 7:11–12, मीका 7:14, मीका 7:15, मीका 7:16, मीका 7:17, मीका 7:18, मीका 7:19</w:t>
       </w:r>
       <w:r>
         <w:rPr>

--- a/hin/docx/33.content.docx
+++ b/hin/docx/33.content.docx
@@ -123,19 +123,6 @@
           <w:lang w:val="hi_IN" w:bidi="hi_IN"/>
         </w:rPr>
         <w:t>MIC</w:t>
-      </w:r>
-      <w:r>
-        <w:rPr>
-          <w:lang w:val="hi_IN" w:bidi="hi_IN"/>
-        </w:rPr>
-      </w:r>
-    </w:p>
-    <w:p>
-      <w:pPr/>
-      <w:r>
-        <w:rPr>
-          <w:lang w:val="hi_IN" w:bidi="hi_IN"/>
-        </w:rPr>
       </w:r>
       <w:r>
         <w:rPr>

--- a/hin/docx/33.content.docx
+++ b/hin/docx/33.content.docx
@@ -19,7 +19,7 @@
         <w:rPr>
           <w:lang w:val="hi_IN" w:bidi="hi_IN"/>
         </w:rPr>
-        <w:t>Resource: अनुवाद प्रश्न (unfoldingWord)</w:t>
+        <w:t>Resource: unfoldingWord® Translation Questions</w:t>
       </w:r>
       <w:r>
         <w:rPr>
@@ -85,7 +85,7 @@
         <w:rPr>
           <w:lang w:val="hi_IN" w:bidi="hi_IN"/>
         </w:rPr>
-        <w:t>अनुवाद प्रश्न (unfoldingWord)</w:t>
+        <w:t>unfoldingWord® Translation Questions</w:t>
       </w:r>
     </w:p>
     <w:p>
